--- a/public/downloads/przykladowa-praca-magisterska-filologia-germanska.docx
+++ b/public/downloads/przykladowa-praca-magisterska-filologia-germanska.docx
@@ -120,7 +120,7 @@
         <w:t xml:space="preserve">— najpopularniejszym na germanistyce obok prac przekładoznawczych i literaturoznawczych. Prace z germanistyki pisze się PO NIEMIECKU (stąd niemieckie sekcje); polskie niebieskie adnotacje objaśniają funkcję każdej części — usuń je w swojej pracy. Ten sam szkielet zaadaptujesz do analizy przekładu lub interpretacji literackiej. Pełne poradniki: praca-magisterska.pl/poradniki/</w:t>
       </w:r>
     </w:p>
-    <w:bookmarkStart w:id="20" w:name="zusammenfassung"/>
+    <w:bookmarkStart w:id="9" w:name="_zusammenfassung"/>
     <w:p>
       <w:pPr>
         <w:pStyle w:val="Heading1"/>
@@ -163,8 +163,8 @@
         <w:t xml:space="preserve">[Zusammenfassung po niemiecku: przedmiot, korpus z liczbami (240 artykułów → 1312 poświadczeń), kryteria klasyfikacji i główny wynik z odsetkiem. Uczelnie wymagają zwykle także streszczenia po polsku i angielsku — sprawdź wytyczne instytutu.]</w:t>
       </w:r>
     </w:p>
-    <w:bookmarkEnd w:id="20"/>
-    <w:bookmarkStart w:id="21" w:name="inhaltsverzeichnis"/>
+    <w:bookmarkEnd w:id="9"/>
+    <w:bookmarkStart w:id="10" w:name="_inhaltsverzeichnis"/>
     <w:p>
       <w:pPr>
         <w:pStyle w:val="Heading1"/>
@@ -371,8 +371,8 @@
         <w:t xml:space="preserve"> </w:t>
       </w:r>
     </w:p>
-    <w:bookmarkEnd w:id="21"/>
-    <w:bookmarkStart w:id="24" w:name="kapitel-2.-material-und-methode"/>
+    <w:bookmarkEnd w:id="10"/>
+    <w:bookmarkStart w:id="13" w:name="_1600526fd7d9a7e387434b811c39ea52901baf0"/>
     <w:p>
       <w:pPr>
         <w:pStyle w:val="Heading1"/>
@@ -381,7 +381,7 @@
         <w:t xml:space="preserve">Kapitel 2. Material und Methode</w:t>
       </w:r>
     </w:p>
-    <w:bookmarkStart w:id="22" w:name="Xe905a292f5936ea6fba2256d965b6169d309cc0"/>
+    <w:bookmarkStart w:id="11" w:name="_e905a292f5936ea6fba2256d965b6169d309cc0"/>
     <w:p>
       <w:pPr>
         <w:pStyle w:val="Heading2"/>
@@ -406,8 +406,8 @@
         <w:t xml:space="preserve">[Warsztat korpusowy: skład korpusu z liczbami (artykuły, słowa), definicja operacyjna jednostki (co JEST anglicyzmem, a co nie — z autorytetem słownikowym), wykluczenia, wynik ekscerpcji z rozróżnieniem types/tokens. To filologiczny odpowiednik „doboru próby”.]</w:t>
       </w:r>
     </w:p>
-    <w:bookmarkEnd w:id="22"/>
-    <w:bookmarkStart w:id="23" w:name="zweifelsfälle-und-ihre-behandlung"/>
+    <w:bookmarkEnd w:id="11"/>
+    <w:bookmarkStart w:id="12" w:name="_e26672d061964f68671e6163f11efe18dc05db8"/>
     <w:p>
       <w:pPr>
         <w:pStyle w:val="Heading2"/>
@@ -450,9 +450,9 @@
         <w:t xml:space="preserve">) wurden in einer gesonderten Liste dokumentiert und nach festen Regeln behandelt: Scheinanglizismen blieben im Korpus (englische Form, deutsche Semantik — für die Funktionsanalyse relevant), Hybridbildungen wurden als eigene Kategorie klassifiziert. Insgesamt betrafen Zweifelsfälle 7% der Belege; ihre Liste findet sich im Anhang.</w:t>
       </w:r>
     </w:p>
-    <w:bookmarkEnd w:id="23"/>
-    <w:bookmarkEnd w:id="24"/>
-    <w:bookmarkStart w:id="27" w:name="kapitel-3.-analyse"/>
+    <w:bookmarkEnd w:id="12"/>
+    <w:bookmarkEnd w:id="13"/>
+    <w:bookmarkStart w:id="16" w:name="_1795f2f5fc477306c5f333f8de94e392472d562"/>
     <w:p>
       <w:pPr>
         <w:pStyle w:val="Heading1"/>
@@ -461,7 +461,7 @@
         <w:t xml:space="preserve">Kapitel 3. Analyse</w:t>
       </w:r>
     </w:p>
-    <w:bookmarkStart w:id="25" w:name="wortarten-und-morphologische-integration"/>
+    <w:bookmarkStart w:id="14" w:name="_09d498ff339d5a2ffb0fe53645802eff887aaf3"/>
     <w:p>
       <w:pPr>
         <w:pStyle w:val="Heading2"/>
@@ -702,8 +702,8 @@
         <w:t xml:space="preserve">[Tabela ilościowa + przykłady w kursywie (konwencja lingwistyczna: analizowane formy kursywą, znaczenia w „łapkach”). W pełnej pracy każda kategoria dostaje podrozdział z analizą przykładów w kontekście — trzy ruchy: poświadczenie → klasyfikacja → interpretacja funkcji.]</w:t>
       </w:r>
     </w:p>
-    <w:bookmarkEnd w:id="25"/>
-    <w:bookmarkStart w:id="26" w:name="funktionen-der-anglizismen-im-kontext"/>
+    <w:bookmarkEnd w:id="14"/>
+    <w:bookmarkStart w:id="15" w:name="_90f7205b946a8033e1225b41c2ff434ef9ed8fa"/>
     <w:p>
       <w:pPr>
         <w:pStyle w:val="Heading2"/>
@@ -720,9 +720,9 @@
         <w:t xml:space="preserve">Die funktionale Analyse zeigt, dass 34% der Belege eine Bezeichnungslücke füllen (v.a. Fachlexik der Digitalwirtschaft), 41% der Präzision oder Kürze dienen und 25% primär stilistisch motiviert sind (Modernitätsmarkierung, Gruppensprache). Ein wiederkehrendes Muster im Kulturressort ist der bewusst inszenierte Kontrast zwischen Anglizismus und gehobener deutscher Lexik — ein Befund, der die stilistische Funktion der Entlehnung über die bloße „Bequemlichkeit” hinaushebt.</w:t>
       </w:r>
     </w:p>
-    <w:bookmarkEnd w:id="26"/>
-    <w:bookmarkEnd w:id="27"/>
-    <w:bookmarkStart w:id="28" w:name="kapitel-4.-diskussion-der-ergebnisse"/>
+    <w:bookmarkEnd w:id="15"/>
+    <w:bookmarkEnd w:id="16"/>
+    <w:bookmarkStart w:id="17" w:name="_edef0c2d8944100c3379d25a009a8a00bc70d17"/>
     <w:p>
       <w:pPr>
         <w:pStyle w:val="Heading1"/>
@@ -739,8 +739,8 @@
         <w:t xml:space="preserve">Die ressortspezifische Verteilung bestätigt den Befund der Entlehnungsforschung, dass Anglizismengebrauch primär domänen- und funktionsgebunden ist. Der korpusweit moderate Anteil rein stilistischer Verwendungen relativiert das publizistische Bild einer „Anglisierung” der Pressesprache: Der Großteil der Belege erfüllt referenzielle Funktionen. Grenzen der Arbeit: zwei Zeitungen (keine Boulevardpresse), Beschränkung auf zwei Ressorts sowie die lexikographische Abhängigkeit der Anglizismus-Definition. Anschlussfragen betreffen diachrone Vergleiche mit älteren Korpora und die Rezeption durch Leser.</w:t>
       </w:r>
     </w:p>
-    <w:bookmarkEnd w:id="28"/>
-    <w:bookmarkStart w:id="32" w:name="literaturverzeichnis-auswahl"/>
+    <w:bookmarkEnd w:id="17"/>
+    <w:bookmarkStart w:id="22" w:name="_499feb75c7dff43cb08afda51291377722b311c"/>
     <w:p>
       <w:pPr>
         <w:pStyle w:val="Heading1"/>
@@ -864,7 +864,7 @@
     </w:p>
     <w:p>
       <w:pPr>
-        <w:pStyle w:val="BodyText"/>
+        <w:pStyle w:val="FirstParagraph"/>
       </w:pPr>
       <w:r>
         <w:t xml:space="preserve">Wzór przygotowała redakcja serwisu</w:t>
@@ -892,7 +892,7 @@
           <w:b/>
           <w:bCs/>
         </w:rPr>
-        <w:t xml:space="preserve">Smart-Edu.ai — pierwsza wersja pracy w kilka godzin, nie w kilka miesięcy</w:t>
+        <w:t xml:space="preserve">„Jak napisać pracę magisterską z filologii germańskiej” — przewodnik do tego wzoru</w:t>
       </w:r>
     </w:p>
     <w:p>
@@ -900,21 +900,21 @@
         <w:pStyle w:val="Note"/>
       </w:pPr>
       <w:r>
-        <w:t xml:space="preserve">Podajesz temat, kierunek studiów i wytyczne promotora, a sztuczna inteligencja generuje unikalny, gotowy do edycji tekst: z poprawną strukturą rozdziałów, przypisami i bibliografią. Rejestracja jest darmowa, płacisz wyłącznie za wygenerowany tekst.</w:t>
+        <w:t xml:space="preserve">Wzór pokazuje układ pracy. Przewodnik pokazuje, jak wypełnić każdy rozdział treścią: dobór metody i narzędzi, analiza wyników, typowe uwagi recenzentów. PDF + EPUB, 49 zł, dostęp od razu po płatności.</w:t>
       </w:r>
     </w:p>
     <w:p>
       <w:pPr>
         <w:pStyle w:val="Note"/>
       </w:pPr>
-      <w:hyperlink r:id="rId29">
+      <w:hyperlink r:id="rId18">
         <w:r>
           <w:rPr>
             <w:rStyle w:val="Hyperlink"/>
             <w:b/>
             <w:bCs/>
           </w:rPr>
-          <w:t xml:space="preserve">www.smart-edu.ai/pl/masters-thesis</w:t>
+          <w:t xml:space="preserve">praca-magisterska.pl/sklep/jak-napisac-prace-magisterska-z-filologii-germanskiej/</w:t>
         </w:r>
       </w:hyperlink>
     </w:p>
@@ -923,35 +923,50 @@
         <w:pStyle w:val="BodyText"/>
       </w:pPr>
       <w:r>
-        <w:t xml:space="preserve">Wolisz napisać pracę w pełni samodzielnie? Pomoże Ci ebook</w:t>
-      </w:r>
-      <w:r>
-        <w:t xml:space="preserve"> </w:t>
-      </w:r>
-      <w:r>
-        <w:rPr>
-          <w:b/>
-          <w:bCs/>
-        </w:rPr>
-        <w:t xml:space="preserve">„Jak napisać pracę magisterską. Kompletny przewodnik od A do Z”</w:t>
-      </w:r>
-      <w:r>
-        <w:t xml:space="preserve"> </w:t>
-      </w:r>
-      <w:r>
-        <w:t xml:space="preserve">— 250 stron praktycznych wskazówek, szablonów i checklist, z rozdziałem o etycznym korzystaniu z AI:</w:t>
-      </w:r>
-      <w:r>
-        <w:t xml:space="preserve"> </w:t>
-      </w:r>
-      <w:hyperlink r:id="rId30">
+        <w:t xml:space="preserve">Chcesz zobaczyć kompletną pracę z przypisami i bibliografią? Zajrzyj do</w:t>
+      </w:r>
+      <w:r>
+        <w:t xml:space="preserve"> </w:t>
+      </w:r>
+      <w:hyperlink r:id="rId19">
         <w:r>
           <w:rPr>
             <w:rStyle w:val="Hyperlink"/>
           </w:rPr>
-          <w:t xml:space="preserve">www.praca-magisterska.pl/sklep/praca-magisterska-ebook/</w:t>
+          <w:t xml:space="preserve">katalogu gotowych prac wzorcowych</w:t>
         </w:r>
       </w:hyperlink>
+      <w:r>
+        <w:t xml:space="preserve"> </w:t>
+      </w:r>
+      <w:r>
+        <w:t xml:space="preserve">(59 zł za pracę).</w:t>
+      </w:r>
+    </w:p>
+    <w:p>
+      <w:pPr>
+        <w:pStyle w:val="BodyText"/>
+      </w:pPr>
+      <w:r>
+        <w:t xml:space="preserve">Generator</w:t>
+      </w:r>
+      <w:r>
+        <w:t xml:space="preserve"> </w:t>
+      </w:r>
+      <w:hyperlink r:id="rId20">
+        <w:r>
+          <w:rPr>
+            <w:rStyle w:val="Hyperlink"/>
+          </w:rPr>
+          <w:t xml:space="preserve">Smart-Edu.ai</w:t>
+        </w:r>
+      </w:hyperlink>
+      <w:r>
+        <w:t xml:space="preserve"> </w:t>
+      </w:r>
+      <w:r>
+        <w:t xml:space="preserve">przygotuje pierwszą wersję tekstu z pomocą sztucznej inteligencji, jeśli wolisz zacząć od szkicu.</w:t>
+      </w:r>
     </w:p>
     <w:p>
       <w:pPr>
@@ -967,7 +982,7 @@
       <w:r>
         <w:t xml:space="preserve"> </w:t>
       </w:r>
-      <w:hyperlink r:id="rId31">
+      <w:hyperlink r:id="rId21">
         <w:r>
           <w:rPr>
             <w:rStyle w:val="Hyperlink"/>
@@ -978,7 +993,7 @@
         </w:r>
       </w:hyperlink>
     </w:p>
-    <w:bookmarkEnd w:id="32"/>
+    <w:bookmarkEnd w:id="22"/>
     <w:sectPr/>
   </w:body>
 </w:document>
